--- a/XiaoJialei-Full-stack-Engineer-Resume.docx
+++ b/XiaoJialei-Full-stack-Engineer-Resume.docx
@@ -1066,13 +1066,13 @@
         </w:tblCellMar>
       </w:tblPr>
       <w:tblGrid>
-        <w:gridCol w:w="7461"/>
-        <w:gridCol w:w="1929"/>
+        <w:gridCol w:w="7344"/>
+        <w:gridCol w:w="2046"/>
       </w:tblGrid>
       <w:tr>
         <w:tc>
           <w:tcPr>
-            <w:tcW w:w="3972" w:type="pct"/>
+            <w:tcW w:w="3910" w:type="pct"/>
             <w:vAlign w:val="center"/>
           </w:tcPr>
           <w:p>
@@ -1127,14 +1127,15 @@
         </w:tc>
         <w:tc>
           <w:tcPr>
-            <w:tcW w:w="1027" w:type="pct"/>
+            <w:tcW w:w="1089" w:type="pct"/>
             <w:noWrap/>
             <w:vAlign w:val="center"/>
           </w:tcPr>
           <w:p>
             <w:pPr>
-              <w:wordWrap w:val="0"/>
-              <w:jc w:val="right"/>
+              <w:spacing w:after="90"/>
+              <w:ind w:left="432" w:right="90" w:hanging="432"/>
+              <w:jc w:val="center"/>
               <w:rPr>
                 <w:rFonts w:hint="default" w:ascii="Arial" w:hAnsi="Arial" w:eastAsia="宋体" w:cs="Arial"/>
                 <w:color w:val="888888"/>
@@ -1242,11 +1243,13 @@
         </w:rPr>
         <w:t xml:space="preserve"> experience</w:t>
       </w:r>
+      <w:bookmarkStart w:id="0" w:name="_GoBack"/>
+      <w:bookmarkEnd w:id="0"/>
     </w:p>
     <w:tbl>
       <w:tblPr>
         <w:tblStyle w:val="17"/>
-        <w:tblW w:w="4996" w:type="pct"/>
+        <w:tblW w:w="4995" w:type="pct"/>
         <w:tblInd w:w="0" w:type="dxa"/>
         <w:tblLayout w:type="autofit"/>
         <w:tblCellMar>
@@ -1257,13 +1260,13 @@
         </w:tblCellMar>
       </w:tblPr>
       <w:tblGrid>
-        <w:gridCol w:w="7451"/>
-        <w:gridCol w:w="1931"/>
+        <w:gridCol w:w="7360"/>
+        <w:gridCol w:w="2021"/>
       </w:tblGrid>
       <w:tr>
         <w:tc>
           <w:tcPr>
-            <w:tcW w:w="4300" w:type="pct"/>
+            <w:tcW w:w="3922" w:type="pct"/>
             <w:vAlign w:val="center"/>
           </w:tcPr>
           <w:p>
@@ -1312,7 +1315,7 @@
         </w:tc>
         <w:tc>
           <w:tcPr>
-            <w:tcW w:w="699" w:type="pct"/>
+            <w:tcW w:w="1077" w:type="pct"/>
             <w:noWrap/>
             <w:vAlign w:val="center"/>
           </w:tcPr>
@@ -1797,13 +1800,13 @@
         </w:tblCellMar>
       </w:tblPr>
       <w:tblGrid>
-        <w:gridCol w:w="7446"/>
-        <w:gridCol w:w="1944"/>
+        <w:gridCol w:w="7346"/>
+        <w:gridCol w:w="2044"/>
       </w:tblGrid>
       <w:tr>
         <w:tc>
           <w:tcPr>
-            <w:tcW w:w="3964" w:type="pct"/>
+            <w:tcW w:w="3911" w:type="pct"/>
             <w:vAlign w:val="center"/>
           </w:tcPr>
           <w:p>
@@ -1842,7 +1845,7 @@
         </w:tc>
         <w:tc>
           <w:tcPr>
-            <w:tcW w:w="1035" w:type="pct"/>
+            <w:tcW w:w="1088" w:type="pct"/>
             <w:noWrap/>
             <w:vAlign w:val="center"/>
           </w:tcPr>
@@ -2509,13 +2512,13 @@
         </w:tblCellMar>
       </w:tblPr>
       <w:tblGrid>
-        <w:gridCol w:w="7460"/>
-        <w:gridCol w:w="1938"/>
+        <w:gridCol w:w="7392"/>
+        <w:gridCol w:w="2006"/>
       </w:tblGrid>
       <w:tr>
         <w:tc>
           <w:tcPr>
-            <w:tcW w:w="3968" w:type="pct"/>
+            <w:tcW w:w="3932" w:type="pct"/>
             <w:vAlign w:val="center"/>
           </w:tcPr>
           <w:p>
@@ -2596,7 +2599,7 @@
         </w:tc>
         <w:tc>
           <w:tcPr>
-            <w:tcW w:w="1031" w:type="pct"/>
+            <w:tcW w:w="1067" w:type="pct"/>
             <w:noWrap/>
             <w:vAlign w:val="center"/>
           </w:tcPr>
@@ -2679,8 +2682,6 @@
               </w:rPr>
               <w:t>17</w:t>
             </w:r>
-            <w:bookmarkStart w:id="0" w:name="_GoBack"/>
-            <w:bookmarkEnd w:id="0"/>
             <w:r>
               <w:rPr>
                 <w:rFonts w:ascii="Arial" w:hAnsi="Arial" w:eastAsia="Times New Roman" w:cs="Arial"/>
@@ -3055,13 +3056,13 @@
         </w:tblCellMar>
       </w:tblPr>
       <w:tblGrid>
-        <w:gridCol w:w="7460"/>
-        <w:gridCol w:w="1938"/>
+        <w:gridCol w:w="7375"/>
+        <w:gridCol w:w="2023"/>
       </w:tblGrid>
       <w:tr>
         <w:tc>
           <w:tcPr>
-            <w:tcW w:w="3968" w:type="pct"/>
+            <w:tcW w:w="3923" w:type="pct"/>
             <w:vAlign w:val="center"/>
           </w:tcPr>
           <w:p>
@@ -3110,7 +3111,7 @@
         </w:tc>
         <w:tc>
           <w:tcPr>
-            <w:tcW w:w="1031" w:type="pct"/>
+            <w:tcW w:w="1076" w:type="pct"/>
             <w:noWrap/>
             <w:vAlign w:val="center"/>
           </w:tcPr>

--- a/XiaoJialei-Full-stack-Engineer-Resume.docx
+++ b/XiaoJialei-Full-stack-Engineer-Resume.docx
@@ -778,7 +778,7 @@
     </w:p>
     <w:p>
       <w:pPr>
-        <w:pStyle w:val="35"/>
+        <w:pStyle w:val="36"/>
         <w:numPr>
           <w:ilvl w:val="0"/>
           <w:numId w:val="1"/>
@@ -808,7 +808,7 @@
     </w:p>
     <w:p>
       <w:pPr>
-        <w:pStyle w:val="35"/>
+        <w:pStyle w:val="36"/>
         <w:numPr>
           <w:ilvl w:val="0"/>
           <w:numId w:val="1"/>
@@ -838,7 +838,7 @@
     </w:p>
     <w:p>
       <w:pPr>
-        <w:pStyle w:val="35"/>
+        <w:pStyle w:val="36"/>
         <w:numPr>
           <w:ilvl w:val="0"/>
           <w:numId w:val="1"/>
@@ -863,12 +863,48 @@
           <w:lang w:val="en"/>
           <w14:ligatures w14:val="none"/>
         </w:rPr>
-        <w:t>Java: Java 17, Spring Boot 3, Spring MVC, Spring Security 6, JWT, RBAC, MyBatis-Plus, Bean Validation, and SpringDoc OpenAPI.</w:t>
-      </w:r>
-    </w:p>
-    <w:p>
-      <w:pPr>
-        <w:pStyle w:val="35"/>
+        <w:t>Java: Java 17, Spring Boot 3, Spring MVC, Spring Security 6, JWT, RBAC, MyBatis-Plus, Bean Validation, and SpringDoc OpenAPI</w:t>
+      </w:r>
+      <w:r>
+        <w:rPr>
+          <w:rFonts w:hint="eastAsia" w:ascii="Arial" w:hAnsi="Arial" w:cs="Arial"/>
+          <w:color w:val="444444"/>
+          <w:kern w:val="0"/>
+          <w:sz w:val="20"/>
+          <w:szCs w:val="20"/>
+          <w:lang w:val="en-US" w:eastAsia="zh-CN"/>
+          <w14:ligatures w14:val="none"/>
+        </w:rPr>
+        <w:t xml:space="preserve">, </w:t>
+      </w:r>
+      <w:r>
+        <w:rPr>
+          <w:rFonts w:hint="eastAsia" w:ascii="Arial" w:hAnsi="Arial" w:cs="Arial"/>
+          <w:color w:val="444444"/>
+          <w:kern w:val="0"/>
+          <w:sz w:val="20"/>
+          <w:szCs w:val="20"/>
+          <w:lang w:val="en"/>
+          <w14:ligatures w14:val="none"/>
+        </w:rPr>
+        <w:t>Spring Cloud Alibaba, Nacos, Docker</w:t>
+      </w:r>
+      <w:r>
+        <w:rPr>
+          <w:rFonts w:hint="eastAsia" w:ascii="Arial" w:hAnsi="Arial" w:cs="Arial"/>
+          <w:color w:val="444444"/>
+          <w:kern w:val="0"/>
+          <w:sz w:val="20"/>
+          <w:szCs w:val="20"/>
+          <w:lang w:val="en-US" w:eastAsia="zh-CN"/>
+          <w14:ligatures w14:val="none"/>
+        </w:rPr>
+        <w:t>.</w:t>
+      </w:r>
+    </w:p>
+    <w:p>
+      <w:pPr>
+        <w:pStyle w:val="36"/>
         <w:numPr>
           <w:ilvl w:val="0"/>
           <w:numId w:val="1"/>
@@ -898,7 +934,7 @@
     </w:p>
     <w:p>
       <w:pPr>
-        <w:pStyle w:val="35"/>
+        <w:pStyle w:val="36"/>
         <w:numPr>
           <w:ilvl w:val="0"/>
           <w:numId w:val="1"/>
@@ -928,7 +964,7 @@
     </w:p>
     <w:p>
       <w:pPr>
-        <w:pStyle w:val="35"/>
+        <w:pStyle w:val="36"/>
         <w:numPr>
           <w:ilvl w:val="0"/>
           <w:numId w:val="1"/>
@@ -958,7 +994,7 @@
     </w:p>
     <w:p>
       <w:pPr>
-        <w:pStyle w:val="35"/>
+        <w:pStyle w:val="36"/>
         <w:numPr>
           <w:ilvl w:val="0"/>
           <w:numId w:val="0"/>
@@ -1243,8 +1279,6 @@
         </w:rPr>
         <w:t xml:space="preserve"> experience</w:t>
       </w:r>
-      <w:bookmarkStart w:id="0" w:name="_GoBack"/>
-      <w:bookmarkEnd w:id="0"/>
     </w:p>
     <w:tbl>
       <w:tblPr>
@@ -1485,6 +1519,83 @@
     </w:p>
     <w:p>
       <w:pPr>
+        <w:shd w:val="clear" w:color="auto" w:fill="F5F7FA"/>
+        <w:spacing w:after="0"/>
+        <w:rPr>
+          <w:rFonts w:hint="eastAsia" w:ascii="Arial" w:hAnsi="Arial" w:cs="Arial" w:eastAsiaTheme="minorEastAsia"/>
+          <w:i/>
+          <w:iCs/>
+          <w:color w:val="444444"/>
+          <w:sz w:val="20"/>
+          <w:szCs w:val="20"/>
+          <w:lang w:val="en" w:eastAsia="zh-CN"/>
+        </w:rPr>
+      </w:pPr>
+      <w:r>
+        <w:rPr>
+          <w:rFonts w:hint="default" w:ascii="Arial Bold" w:hAnsi="Arial Bold" w:cs="Arial Bold"/>
+          <w:b/>
+          <w:bCs/>
+          <w:i w:val="0"/>
+          <w:iCs w:val="0"/>
+          <w:color w:val="444444"/>
+          <w:sz w:val="20"/>
+          <w:szCs w:val="20"/>
+          <w:lang w:val="en"/>
+        </w:rPr>
+        <w:t>Tech:</w:t>
+      </w:r>
+      <w:r>
+        <w:rPr>
+          <w:rFonts w:hint="default" w:ascii="Arial" w:hAnsi="Arial" w:cs="Arial"/>
+          <w:i/>
+          <w:iCs/>
+          <w:color w:val="444444"/>
+          <w:sz w:val="20"/>
+          <w:szCs w:val="20"/>
+          <w:lang w:val="en"/>
+        </w:rPr>
+        <w:t xml:space="preserve"> </w:t>
+      </w:r>
+      <w:r>
+        <w:rPr>
+          <w:rFonts w:hint="eastAsia" w:ascii="Arial" w:hAnsi="Arial" w:cs="Arial"/>
+          <w:i/>
+          <w:iCs/>
+          <w:color w:val="444444"/>
+          <w:sz w:val="20"/>
+          <w:szCs w:val="20"/>
+          <w:lang w:val="en"/>
+        </w:rPr>
+        <w:t>WeChat Mini Program, React, Ant Design, ECharts, Java 17, Spring Boot 3, MySQL, Redis</w:t>
+      </w:r>
+      <w:r>
+        <w:rPr>
+          <w:rFonts w:hint="eastAsia" w:ascii="Arial" w:hAnsi="Arial" w:cs="Arial"/>
+          <w:i/>
+          <w:iCs/>
+          <w:color w:val="444444"/>
+          <w:sz w:val="20"/>
+          <w:szCs w:val="20"/>
+          <w:lang w:val="en" w:eastAsia="zh-CN"/>
+        </w:rPr>
+        <w:t>，</w:t>
+      </w:r>
+      <w:r>
+        <w:rPr>
+          <w:rFonts w:hint="eastAsia" w:ascii="Arial" w:hAnsi="Arial" w:cs="Arial"/>
+          <w:i/>
+          <w:iCs/>
+          <w:color w:val="444444"/>
+          <w:sz w:val="20"/>
+          <w:szCs w:val="20"/>
+          <w:lang w:val="en-US" w:eastAsia="zh-CN"/>
+        </w:rPr>
+        <w:t>Spring Cloud Alibaba, Nacos, Docker</w:t>
+      </w:r>
+    </w:p>
+    <w:p>
+      <w:pPr>
         <w:numPr>
           <w:ilvl w:val="0"/>
           <w:numId w:val="0"/>
@@ -1502,52 +1613,6 @@
           <w:lang w:val="en"/>
         </w:rPr>
       </w:pPr>
-      <w:r>
-        <w:rPr>
-          <w:rFonts w:hint="default" w:ascii="Arial Bold" w:hAnsi="Arial Bold" w:cs="Arial Bold"/>
-          <w:b/>
-          <w:bCs/>
-          <w:i w:val="0"/>
-          <w:iCs w:val="0"/>
-          <w:color w:val="444444"/>
-          <w:sz w:val="20"/>
-          <w:szCs w:val="20"/>
-          <w:lang w:val="en"/>
-        </w:rPr>
-        <w:t xml:space="preserve">Tech: </w:t>
-      </w:r>
-      <w:r>
-        <w:rPr>
-          <w:rFonts w:hint="eastAsia" w:ascii="Arial" w:hAnsi="Arial" w:cs="Arial"/>
-          <w:i/>
-          <w:iCs/>
-          <w:color w:val="444444"/>
-          <w:sz w:val="20"/>
-          <w:szCs w:val="20"/>
-          <w:lang w:val="en"/>
-        </w:rPr>
-        <w:t>WeChat Mini Program, React, Ant Design, ECharts, Java 17, Spring Boot 3, MySQL, Redis</w:t>
-      </w:r>
-    </w:p>
-    <w:p>
-      <w:pPr>
-        <w:numPr>
-          <w:ilvl w:val="0"/>
-          <w:numId w:val="0"/>
-        </w:numPr>
-        <w:shd w:val="clear" w:color="auto" w:fill="F5F7FA"/>
-        <w:spacing w:after="0"/>
-        <w:ind w:leftChars="0"/>
-        <w:rPr>
-          <w:rFonts w:hint="eastAsia" w:ascii="Arial" w:hAnsi="Arial" w:cs="Arial"/>
-          <w:i/>
-          <w:iCs/>
-          <w:color w:val="444444"/>
-          <w:sz w:val="20"/>
-          <w:szCs w:val="20"/>
-          <w:lang w:val="en"/>
-        </w:rPr>
-      </w:pPr>
     </w:p>
     <w:p>
       <w:pPr>
@@ -1745,18 +1810,103 @@
       <w:pPr>
         <w:numPr>
           <w:ilvl w:val="0"/>
-          <w:numId w:val="0"/>
+          <w:numId w:val="2"/>
         </w:numPr>
         <w:shd w:val="clear" w:color="auto" w:fill="F5F7FA"/>
         <w:spacing w:after="0"/>
-        <w:ind w:leftChars="0"/>
-        <w:rPr>
-          <w:rFonts w:hint="eastAsia" w:ascii="Arial" w:hAnsi="Arial" w:cs="Arial"/>
-          <w:i/>
-          <w:iCs/>
-          <w:color w:val="444444"/>
-          <w:sz w:val="20"/>
-          <w:szCs w:val="20"/>
+        <w:ind w:left="420" w:leftChars="0" w:hanging="420" w:firstLineChars="0"/>
+        <w:rPr>
+          <w:rFonts w:hint="eastAsia" w:ascii="Arial" w:hAnsi="Arial" w:cs="Arial"/>
+          <w:i/>
+          <w:iCs/>
+          <w:color w:val="444444"/>
+          <w:sz w:val="20"/>
+          <w:szCs w:val="20"/>
+          <w:lang w:val="en"/>
+        </w:rPr>
+      </w:pPr>
+      <w:r>
+        <w:rPr>
+          <w:rFonts w:hint="eastAsia" w:ascii="Arial" w:hAnsi="Arial" w:cs="Arial"/>
+          <w:i/>
+          <w:iCs/>
+          <w:color w:val="444444"/>
+          <w:sz w:val="20"/>
+          <w:szCs w:val="20"/>
+          <w:lang w:val="en-US" w:eastAsia="zh-CN"/>
+        </w:rPr>
+        <w:t>Split the coupon system into three Spring Cloud Alibaba services: coupon templates, user coupon wallets, and discount calculation. Used Nacos for service registration and discovery, and managed all service settings in one place.</w:t>
+      </w:r>
+    </w:p>
+    <w:p>
+      <w:pPr>
+        <w:numPr>
+          <w:ilvl w:val="0"/>
+          <w:numId w:val="2"/>
+        </w:numPr>
+        <w:shd w:val="clear" w:color="auto" w:fill="F5F7FA"/>
+        <w:spacing w:after="0"/>
+        <w:ind w:left="420" w:leftChars="0" w:hanging="420" w:firstLineChars="0"/>
+        <w:rPr>
+          <w:rFonts w:hint="eastAsia" w:ascii="Arial" w:hAnsi="Arial" w:cs="Arial"/>
+          <w:i/>
+          <w:iCs/>
+          <w:color w:val="444444"/>
+          <w:sz w:val="20"/>
+          <w:szCs w:val="20"/>
+          <w:lang w:val="en"/>
+        </w:rPr>
+      </w:pPr>
+      <w:r>
+        <w:rPr>
+          <w:rFonts w:hint="eastAsia" w:ascii="Arial" w:hAnsi="Arial" w:cs="Arial"/>
+          <w:i/>
+          <w:iCs/>
+          <w:color w:val="444444"/>
+          <w:sz w:val="20"/>
+          <w:szCs w:val="20"/>
+          <w:lang w:val="en-US" w:eastAsia="zh-CN"/>
+        </w:rPr>
+        <w:t xml:space="preserve">Used Redis atomic operations to make sure issued coupons did not exceed the available stock during high traffic. Used </w:t>
+      </w:r>
+      <w:bookmarkStart w:id="0" w:name="_GoBack"/>
+      <w:r>
+        <w:rPr>
+          <w:rFonts w:hint="eastAsia" w:ascii="Arial" w:hAnsi="Arial" w:cs="Arial"/>
+          <w:i/>
+          <w:iCs/>
+          <w:color w:val="444444"/>
+          <w:sz w:val="20"/>
+          <w:szCs w:val="20"/>
+          <w:lang w:val="en-US" w:eastAsia="zh-CN"/>
+        </w:rPr>
+        <w:t>Docker</w:t>
+      </w:r>
+      <w:bookmarkEnd w:id="0"/>
+      <w:r>
+        <w:rPr>
+          <w:rFonts w:hint="eastAsia" w:ascii="Arial" w:hAnsi="Arial" w:cs="Arial"/>
+          <w:i/>
+          <w:iCs/>
+          <w:color w:val="444444"/>
+          <w:sz w:val="20"/>
+          <w:szCs w:val="20"/>
+          <w:lang w:val="en-US" w:eastAsia="zh-CN"/>
+        </w:rPr>
+        <w:t xml:space="preserve"> to deploy and scale each service separately. This kept the marketing services separate from the main order flow.</w:t>
+      </w:r>
+    </w:p>
+    <w:p>
+      <w:pPr>
+        <w:shd w:val="clear" w:color="auto" w:fill="F5F7FA"/>
+        <w:spacing w:after="0"/>
+        <w:rPr>
+          <w:rFonts w:ascii="Arial" w:hAnsi="Arial" w:cs="Arial"/>
+          <w:i/>
+          <w:iCs/>
+          <w:color w:val="444444"/>
+          <w:sz w:val="18"/>
+          <w:szCs w:val="18"/>
           <w:lang w:val="en"/>
         </w:rPr>
       </w:pPr>
@@ -2154,36 +2304,6 @@
         </w:rPr>
         <w:t>Used Vuex for shared state and handled API errors, loading, and empty states. Updated only changed chart data, released unused chart resources, and improved long-list rendering.</w:t>
       </w:r>
-    </w:p>
-    <w:p>
-      <w:pPr>
-        <w:shd w:val="clear" w:color="auto" w:fill="F5F7FA"/>
-        <w:spacing w:after="0"/>
-        <w:rPr>
-          <w:rFonts w:ascii="Arial" w:hAnsi="Arial" w:cs="Arial"/>
-          <w:i/>
-          <w:iCs/>
-          <w:color w:val="444444"/>
-          <w:sz w:val="18"/>
-          <w:szCs w:val="18"/>
-          <w:lang w:val="en"/>
-        </w:rPr>
-      </w:pPr>
-    </w:p>
-    <w:p>
-      <w:pPr>
-        <w:shd w:val="clear" w:color="auto" w:fill="F5F7FA"/>
-        <w:spacing w:after="0"/>
-        <w:rPr>
-          <w:rFonts w:ascii="Arial" w:hAnsi="Arial" w:cs="Arial"/>
-          <w:i/>
-          <w:iCs/>
-          <w:color w:val="444444"/>
-          <w:sz w:val="18"/>
-          <w:szCs w:val="18"/>
-          <w:lang w:val="en"/>
-        </w:rPr>
-      </w:pPr>
     </w:p>
     <w:p>
       <w:pPr>
@@ -3552,45 +3672,6 @@
           <w:color w:val="444444"/>
           <w:sz w:val="18"/>
           <w:szCs w:val="18"/>
-          <w:lang w:val="en"/>
-        </w:rPr>
-      </w:pPr>
-    </w:p>
-    <w:p>
-      <w:pPr>
-        <w:shd w:val="clear" w:color="auto" w:fill="FFFFFF"/>
-        <w:spacing w:before="100" w:beforeAutospacing="1" w:after="100" w:afterAutospacing="1" w:line="240" w:lineRule="auto"/>
-        <w:rPr>
-          <w:rFonts w:ascii="Arial" w:hAnsi="Arial" w:cs="Arial"/>
-          <w:color w:val="444444"/>
-          <w:sz w:val="20"/>
-          <w:szCs w:val="20"/>
-          <w:lang w:val="en"/>
-        </w:rPr>
-      </w:pPr>
-    </w:p>
-    <w:p>
-      <w:pPr>
-        <w:shd w:val="clear" w:color="auto" w:fill="FFFFFF"/>
-        <w:spacing w:before="100" w:beforeAutospacing="1" w:after="100" w:afterAutospacing="1" w:line="240" w:lineRule="auto"/>
-        <w:rPr>
-          <w:rFonts w:ascii="Arial" w:hAnsi="Arial" w:cs="Arial"/>
-          <w:color w:val="444444"/>
-          <w:sz w:val="20"/>
-          <w:szCs w:val="20"/>
-          <w:lang w:val="en"/>
-        </w:rPr>
-      </w:pPr>
-    </w:p>
-    <w:p>
-      <w:pPr>
-        <w:shd w:val="clear" w:color="auto" w:fill="FFFFFF"/>
-        <w:spacing w:before="100" w:beforeAutospacing="1" w:after="100" w:afterAutospacing="1" w:line="240" w:lineRule="auto"/>
-        <w:rPr>
-          <w:rFonts w:ascii="Arial" w:hAnsi="Arial" w:cs="Arial"/>
-          <w:color w:val="444444"/>
-          <w:sz w:val="20"/>
-          <w:szCs w:val="20"/>
           <w:lang w:val="en"/>
         </w:rPr>
       </w:pPr>
@@ -4616,7 +4697,7 @@
     <w:name w:val="heading 1"/>
     <w:basedOn w:val="1"/>
     <w:next w:val="1"/>
-    <w:link w:val="22"/>
+    <w:link w:val="23"/>
     <w:qFormat/>
     <w:uiPriority w:val="9"/>
     <w:pPr>
@@ -4636,7 +4717,7 @@
     <w:name w:val="heading 2"/>
     <w:basedOn w:val="1"/>
     <w:next w:val="1"/>
-    <w:link w:val="23"/>
+    <w:link w:val="24"/>
     <w:semiHidden/>
     <w:unhideWhenUsed/>
     <w:qFormat/>
@@ -4658,7 +4739,7 @@
     <w:name w:val="heading 3"/>
     <w:basedOn w:val="1"/>
     <w:next w:val="1"/>
-    <w:link w:val="24"/>
+    <w:link w:val="25"/>
     <w:semiHidden/>
     <w:unhideWhenUsed/>
     <w:qFormat/>
@@ -4680,7 +4761,7 @@
     <w:name w:val="heading 4"/>
     <w:basedOn w:val="1"/>
     <w:next w:val="1"/>
-    <w:link w:val="25"/>
+    <w:link w:val="26"/>
     <w:semiHidden/>
     <w:unhideWhenUsed/>
     <w:qFormat/>
@@ -4702,7 +4783,7 @@
     <w:name w:val="heading 5"/>
     <w:basedOn w:val="1"/>
     <w:next w:val="1"/>
-    <w:link w:val="26"/>
+    <w:link w:val="27"/>
     <w:semiHidden/>
     <w:unhideWhenUsed/>
     <w:qFormat/>
@@ -4722,7 +4803,7 @@
     <w:name w:val="heading 6"/>
     <w:basedOn w:val="1"/>
     <w:next w:val="1"/>
-    <w:link w:val="27"/>
+    <w:link w:val="28"/>
     <w:semiHidden/>
     <w:unhideWhenUsed/>
     <w:qFormat/>
@@ -4752,7 +4833,7 @@
     <w:name w:val="heading 7"/>
     <w:basedOn w:val="1"/>
     <w:next w:val="1"/>
-    <w:link w:val="28"/>
+    <w:link w:val="29"/>
     <w:semiHidden/>
     <w:unhideWhenUsed/>
     <w:qFormat/>
@@ -4780,7 +4861,7 @@
     <w:name w:val="heading 8"/>
     <w:basedOn w:val="1"/>
     <w:next w:val="1"/>
-    <w:link w:val="29"/>
+    <w:link w:val="30"/>
     <w:semiHidden/>
     <w:unhideWhenUsed/>
     <w:qFormat/>
@@ -4810,7 +4891,7 @@
     <w:name w:val="heading 9"/>
     <w:basedOn w:val="1"/>
     <w:next w:val="1"/>
-    <w:link w:val="30"/>
+    <w:link w:val="31"/>
     <w:semiHidden/>
     <w:unhideWhenUsed/>
     <w:qFormat/>
@@ -4857,7 +4938,7 @@
   <w:style w:type="paragraph" w:styleId="11">
     <w:name w:val="footer"/>
     <w:basedOn w:val="1"/>
-    <w:link w:val="41"/>
+    <w:link w:val="42"/>
     <w:unhideWhenUsed/>
     <w:uiPriority w:val="99"/>
     <w:pPr>
@@ -4871,7 +4952,7 @@
   <w:style w:type="paragraph" w:styleId="12">
     <w:name w:val="header"/>
     <w:basedOn w:val="1"/>
-    <w:link w:val="40"/>
+    <w:link w:val="41"/>
     <w:unhideWhenUsed/>
     <w:uiPriority w:val="99"/>
     <w:pPr>
@@ -4886,7 +4967,7 @@
     <w:name w:val="Subtitle"/>
     <w:basedOn w:val="1"/>
     <w:next w:val="1"/>
-    <w:link w:val="32"/>
+    <w:link w:val="33"/>
     <w:qFormat/>
     <w:uiPriority w:val="11"/>
     <w:rPr>
@@ -4908,7 +4989,7 @@
   <w:style w:type="paragraph" w:styleId="14">
     <w:name w:val="HTML Preformatted"/>
     <w:basedOn w:val="1"/>
-    <w:link w:val="42"/>
+    <w:link w:val="43"/>
     <w:semiHidden/>
     <w:unhideWhenUsed/>
     <w:uiPriority w:val="99"/>
@@ -4939,7 +5020,7 @@
     <w:name w:val="Title"/>
     <w:basedOn w:val="1"/>
     <w:next w:val="1"/>
-    <w:link w:val="31"/>
+    <w:link w:val="32"/>
     <w:qFormat/>
     <w:uiPriority w:val="10"/>
     <w:pPr>
@@ -4997,7 +5078,18 @@
       </w14:textFill>
     </w:rPr>
   </w:style>
-  <w:style w:type="character" w:customStyle="1" w:styleId="22">
+  <w:style w:type="character" w:styleId="22">
+    <w:name w:val="HTML Code"/>
+    <w:basedOn w:val="19"/>
+    <w:semiHidden/>
+    <w:unhideWhenUsed/>
+    <w:uiPriority w:val="99"/>
+    <w:rPr>
+      <w:rFonts w:ascii="Courier New" w:hAnsi="Courier New"/>
+      <w:sz w:val="20"/>
+    </w:rPr>
+  </w:style>
+  <w:style w:type="character" w:customStyle="1" w:styleId="23">
     <w:name w:val="Heading 1 Char"/>
     <w:basedOn w:val="19"/>
     <w:link w:val="2"/>
@@ -5009,7 +5101,7 @@
       <w:szCs w:val="40"/>
     </w:rPr>
   </w:style>
-  <w:style w:type="character" w:customStyle="1" w:styleId="23">
+  <w:style w:type="character" w:customStyle="1" w:styleId="24">
     <w:name w:val="Heading 2 Char"/>
     <w:basedOn w:val="19"/>
     <w:link w:val="3"/>
@@ -5022,7 +5114,7 @@
       <w:szCs w:val="32"/>
     </w:rPr>
   </w:style>
-  <w:style w:type="character" w:customStyle="1" w:styleId="24">
+  <w:style w:type="character" w:customStyle="1" w:styleId="25">
     <w:name w:val="Heading 3 Char"/>
     <w:basedOn w:val="19"/>
     <w:link w:val="4"/>
@@ -5035,7 +5127,7 @@
       <w:szCs w:val="28"/>
     </w:rPr>
   </w:style>
-  <w:style w:type="character" w:customStyle="1" w:styleId="25">
+  <w:style w:type="character" w:customStyle="1" w:styleId="26">
     <w:name w:val="Heading 4 Char"/>
     <w:basedOn w:val="19"/>
     <w:link w:val="5"/>
@@ -5048,7 +5140,7 @@
       <w:color w:val="104862" w:themeColor="accent1" w:themeShade="BF"/>
     </w:rPr>
   </w:style>
-  <w:style w:type="character" w:customStyle="1" w:styleId="26">
+  <w:style w:type="character" w:customStyle="1" w:styleId="27">
     <w:name w:val="Heading 5 Char"/>
     <w:basedOn w:val="19"/>
     <w:link w:val="6"/>
@@ -5059,7 +5151,7 @@
       <w:color w:val="104862" w:themeColor="accent1" w:themeShade="BF"/>
     </w:rPr>
   </w:style>
-  <w:style w:type="character" w:customStyle="1" w:styleId="27">
+  <w:style w:type="character" w:customStyle="1" w:styleId="28">
     <w:name w:val="Heading 6 Char"/>
     <w:basedOn w:val="19"/>
     <w:link w:val="7"/>
@@ -5080,7 +5172,7 @@
       </w14:textFill>
     </w:rPr>
   </w:style>
-  <w:style w:type="character" w:customStyle="1" w:styleId="28">
+  <w:style w:type="character" w:customStyle="1" w:styleId="29">
     <w:name w:val="Heading 7 Char"/>
     <w:basedOn w:val="19"/>
     <w:link w:val="8"/>
@@ -5099,7 +5191,7 @@
       </w14:textFill>
     </w:rPr>
   </w:style>
-  <w:style w:type="character" w:customStyle="1" w:styleId="29">
+  <w:style w:type="character" w:customStyle="1" w:styleId="30">
     <w:name w:val="Heading 8 Char"/>
     <w:basedOn w:val="19"/>
     <w:link w:val="9"/>
@@ -5120,7 +5212,7 @@
       </w14:textFill>
     </w:rPr>
   </w:style>
-  <w:style w:type="character" w:customStyle="1" w:styleId="30">
+  <w:style w:type="character" w:customStyle="1" w:styleId="31">
     <w:name w:val="Heading 9 Char"/>
     <w:basedOn w:val="19"/>
     <w:link w:val="10"/>
@@ -5139,7 +5231,7 @@
       </w14:textFill>
     </w:rPr>
   </w:style>
-  <w:style w:type="character" w:customStyle="1" w:styleId="31">
+  <w:style w:type="character" w:customStyle="1" w:styleId="32">
     <w:name w:val="Title Char"/>
     <w:basedOn w:val="19"/>
     <w:link w:val="16"/>
@@ -5152,7 +5244,7 @@
       <w:szCs w:val="56"/>
     </w:rPr>
   </w:style>
-  <w:style w:type="character" w:customStyle="1" w:styleId="32">
+  <w:style w:type="character" w:customStyle="1" w:styleId="33">
     <w:name w:val="Subtitle Char"/>
     <w:basedOn w:val="19"/>
     <w:link w:val="13"/>
@@ -5173,11 +5265,11 @@
       </w14:textFill>
     </w:rPr>
   </w:style>
-  <w:style w:type="paragraph" w:styleId="33">
+  <w:style w:type="paragraph" w:styleId="34">
     <w:name w:val="Quote"/>
     <w:basedOn w:val="1"/>
     <w:next w:val="1"/>
-    <w:link w:val="34"/>
+    <w:link w:val="35"/>
     <w:qFormat/>
     <w:uiPriority w:val="29"/>
     <w:pPr>
@@ -5198,10 +5290,10 @@
       </w14:textFill>
     </w:rPr>
   </w:style>
-  <w:style w:type="character" w:customStyle="1" w:styleId="34">
+  <w:style w:type="character" w:customStyle="1" w:styleId="35">
     <w:name w:val="Quote Char"/>
     <w:basedOn w:val="19"/>
-    <w:link w:val="33"/>
+    <w:link w:val="34"/>
     <w:uiPriority w:val="29"/>
     <w:rPr>
       <w:i/>
@@ -5217,7 +5309,7 @@
       </w14:textFill>
     </w:rPr>
   </w:style>
-  <w:style w:type="paragraph" w:styleId="35">
+  <w:style w:type="paragraph" w:styleId="36">
     <w:name w:val="List Paragraph"/>
     <w:basedOn w:val="1"/>
     <w:qFormat/>
@@ -5227,7 +5319,7 @@
       <w:contextualSpacing/>
     </w:pPr>
   </w:style>
-  <w:style w:type="character" w:customStyle="1" w:styleId="36">
+  <w:style w:type="character" w:customStyle="1" w:styleId="37">
     <w:name w:val="Intense Emphasis"/>
     <w:basedOn w:val="19"/>
     <w:qFormat/>
@@ -5238,11 +5330,11 @@
       <w:color w:val="104862" w:themeColor="accent1" w:themeShade="BF"/>
     </w:rPr>
   </w:style>
-  <w:style w:type="paragraph" w:styleId="37">
+  <w:style w:type="paragraph" w:styleId="38">
     <w:name w:val="Intense Quote"/>
     <w:basedOn w:val="1"/>
     <w:next w:val="1"/>
-    <w:link w:val="38"/>
+    <w:link w:val="39"/>
     <w:qFormat/>
     <w:uiPriority w:val="30"/>
     <w:pPr>
@@ -5260,10 +5352,10 @@
       <w:color w:val="104862" w:themeColor="accent1" w:themeShade="BF"/>
     </w:rPr>
   </w:style>
-  <w:style w:type="character" w:customStyle="1" w:styleId="38">
+  <w:style w:type="character" w:customStyle="1" w:styleId="39">
     <w:name w:val="Intense Quote Char"/>
     <w:basedOn w:val="19"/>
-    <w:link w:val="37"/>
+    <w:link w:val="38"/>
     <w:uiPriority w:val="30"/>
     <w:rPr>
       <w:i/>
@@ -5271,7 +5363,7 @@
       <w:color w:val="104862" w:themeColor="accent1" w:themeShade="BF"/>
     </w:rPr>
   </w:style>
-  <w:style w:type="character" w:customStyle="1" w:styleId="39">
+  <w:style w:type="character" w:customStyle="1" w:styleId="40">
     <w:name w:val="Intense Reference"/>
     <w:basedOn w:val="19"/>
     <w:qFormat/>
@@ -5284,19 +5376,19 @@
       <w:spacing w:val="5"/>
     </w:rPr>
   </w:style>
-  <w:style w:type="character" w:customStyle="1" w:styleId="40">
+  <w:style w:type="character" w:customStyle="1" w:styleId="41">
     <w:name w:val="Header Char"/>
     <w:basedOn w:val="19"/>
     <w:link w:val="12"/>
     <w:uiPriority w:val="99"/>
   </w:style>
-  <w:style w:type="character" w:customStyle="1" w:styleId="41">
+  <w:style w:type="character" w:customStyle="1" w:styleId="42">
     <w:name w:val="Footer Char"/>
     <w:basedOn w:val="19"/>
     <w:link w:val="11"/>
     <w:uiPriority w:val="99"/>
   </w:style>
-  <w:style w:type="character" w:customStyle="1" w:styleId="42">
+  <w:style w:type="character" w:customStyle="1" w:styleId="43">
     <w:name w:val="HTML Preformatted Char"/>
     <w:basedOn w:val="19"/>
     <w:link w:val="14"/>
@@ -5308,7 +5400,7 @@
       <w:szCs w:val="20"/>
     </w:rPr>
   </w:style>
-  <w:style w:type="character" w:customStyle="1" w:styleId="43">
+  <w:style w:type="character" w:customStyle="1" w:styleId="44">
     <w:name w:val="Unresolved Mention"/>
     <w:basedOn w:val="19"/>
     <w:semiHidden/>
